--- a/por/docx/65.content.docx
+++ b/por/docx/65.content.docx
@@ -382,7 +382,7 @@
         <w:rPr>
           <w:lang w:val="pt_PT" w:bidi="pt_PT"/>
         </w:rPr>
-        <w:t xml:space="preserve"> O arcanjo Miguel, quando discutia com o diabo sobre o corpo de Moisés, não ousou proferir um julgamento ofensivo, mas disse apenas: "Que o Senhor o repreenda!".</w:t>
+        <w:t xml:space="preserve"> O arcanjo Miguel, quando discutia com o diabo sobre o corpo de Moisés, não ousou proferir um julgamento ofensivo, mas disse apenas: “Que o Senhor o repreenda!”.</w:t>
       </w:r>
     </w:p>
     <w:p>
@@ -487,7 +487,7 @@
         <w:rPr>
           <w:lang w:val="pt_PT" w:bidi="pt_PT"/>
         </w:rPr>
-        <w:t xml:space="preserve"> E também Enoque, o sétimo desde Adão, profetizou a respeito deles, dizendo: "Vejam, o Senhor virá com milhares de seus santos,</w:t>
+        <w:t xml:space="preserve"> E também Enoque, o sétimo desde Adão, profetizou a respeito deles, dizendo: “Vejam, o Senhor virá com milhares de seus santos,</w:t>
       </w:r>
     </w:p>
     <w:p>
@@ -508,7 +508,7 @@
         <w:rPr>
           <w:lang w:val="pt_PT" w:bidi="pt_PT"/>
         </w:rPr>
-        <w:t xml:space="preserve"> para julgar todos e condenar todos pelas obras más que praticaram em sua impiedade e por todas as palavras duras que pecadores rebeldes disseram contra ele".</w:t>
+        <w:t xml:space="preserve"> para julgar todos e condenar todos pelas obras más que praticaram em sua impiedade e por todas as palavras duras que pecadores rebeldes disseram contra ele”.</w:t>
       </w:r>
     </w:p>
     <w:p>
@@ -571,7 +571,7 @@
         <w:rPr>
           <w:lang w:val="pt_PT" w:bidi="pt_PT"/>
         </w:rPr>
-        <w:t xml:space="preserve"> Eles lhes disseram: "Nos últimos tempos haverá pessoas que zombam da fé e que seguem seus próprios desejos ímpios".</w:t>
+        <w:t xml:space="preserve"> Eles lhes disseram: “Nos últimos tempos haverá pessoas que zombam da fé e que seguem seus próprios desejos ímpios”.</w:t>
       </w:r>
     </w:p>
     <w:p>
